--- a/docs/Community_Hero_Project_Submission_Brief.docx
+++ b/docs/Community_Hero_Project_Submission_Brief.docx
@@ -49,7 +49,7 @@
     <w:p/>
     <w:p>
       <w:r>
-        <w:t xml:space="preserve">Current live demo deployment: </w:t>
+        <w:t xml:space="preserve">Live application: </w:t>
       </w:r>
       <w:hyperlink r:id="rId2" w:history="1">
         <w:r>
@@ -57,39 +57,50 @@
             <w:color w:val="0563C1"/>
             <w:u w:val="single"/>
           </w:rPr>
-          <w:t>https://community-hero-frontend-i725.onrender.com</w:t>
+          <w:t>https://chero-r115-20260630.web.app</w:t>
         </w:r>
       </w:hyperlink>
     </w:p>
     <w:p/>
     <w:p>
+      <w:r>
+        <w:t xml:space="preserve">Alternate Firebase Hosting URL: </w:t>
+      </w:r>
+      <w:hyperlink r:id="rId3" w:history="1">
+        <w:r>
+          <w:rPr>
+            <w:color w:val="0563C1"/>
+            <w:u w:val="single"/>
+          </w:rPr>
+          <w:t>https://chero-r115-20260630.firebaseapp.com</w:t>
+        </w:r>
+      </w:hyperlink>
+    </w:p>
+    <w:p/>
+    <w:p>
       <w:pPr>
         <w:pStyle w:val="Heading1"/>
       </w:pPr>
       <w:r>
-        <w:t>Google Cloud Deployment Note</w:t>
-      </w:r>
-    </w:p>
-    <w:p/>
-    <w:p>
-      <w:r>
-        <w:t>The hackathon guideline asks for a Google Cloud hosted deployment. I attempted to complete the Google Cloud deployment, but Google Cloud billing activation is currently blocked on my side. Autopay is already set up on my phone, I tried different Google accounts, and I also tried adding a card manually; however, the billing setup is still not reflecting correctly in Google Cloud Console.</w:t>
-      </w:r>
-    </w:p>
-    <w:p/>
-    <w:p>
-      <w:r>
-        <w:t xml:space="preserve">I have already mailed the organizers about this issue from </w:t>
-      </w:r>
-      <w:r>
-        <w:rPr>
-          <w:rFonts w:ascii="Courier New" w:hAnsi="Courier New"/>
-          <w:shd w:fill="F3F4F6"/>
-        </w:rPr>
-        <w:t>ritvikraj.ipl@gmail.com</w:t>
-      </w:r>
-      <w:r>
-        <w:t>. Until the Google Cloud billing issue is resolved, I request the evaluators to please consider the Render deployment as the live functional demo and judge the project unbiasedly based on the working product, source code, architecture, and Google technology integrations. The application is already structured to be deployed on Google Cloud once billing access becomes available.</w:t>
+        <w:t>Solution Overview</w:t>
+      </w:r>
+    </w:p>
+    <w:p/>
+    <w:p>
+      <w:r>
+        <w:t>Community Hero is an AI-powered, geofenced civic issue management platform for residential societies, gated communities, campuses, and smart neighborhoods. It helps a community report, verify, track, resolve, and learn from hyperlocal problems such as water leaks, potholes, damaged lights, waste issues, broken infrastructure, and other neighborhood-level concerns.</w:t>
+      </w:r>
+    </w:p>
+    <w:p/>
+    <w:p>
+      <w:r>
+        <w:t>The product is built around the complete lifecycle of a community issue. An admin creates a community boundary using Google Maps, either by selecting a radius around the current location or by manually marking a polygon boundary. Residents can join only when their current GPS location is inside that community boundary. Once approved, residents can report issues with an image, description, and location. Google Gemini analyzes the report, detects spam or invalid uploads when confidence is high, classifies the issue, estimates severity, and supports the duplicate and history system.</w:t>
+      </w:r>
+    </w:p>
+    <w:p/>
+    <w:p>
+      <w:r>
+        <w:t>The platform keeps the workflow fair. Issue creators cannot approve their own reports, and solvers cannot verify their own fixes. More than one resident can collaborate on the same issue, admins can upload direct fixes, and every resolution requires useful proof and a description so the community builds future knowledge instead of only closing tickets.</w:t>
       </w:r>
     </w:p>
     <w:p/>
@@ -98,25 +109,162 @@
         <w:pStyle w:val="Heading1"/>
       </w:pPr>
       <w:r>
-        <w:t>Solution Overview</w:t>
-      </w:r>
-    </w:p>
-    <w:p/>
-    <w:p>
-      <w:r>
-        <w:t>Community Hero is an AI-powered, geofenced civic issue management platform for residential societies, gated communities, campuses, and smart neighborhoods. It helps a community report, verify, track, resolve, and learn from hyperlocal problems such as water leaks, potholes, damaged lights, waste issues, broken infrastructure, and other neighborhood-level concerns.</w:t>
-      </w:r>
-    </w:p>
-    <w:p/>
-    <w:p>
-      <w:r>
-        <w:t>The product is built around the complete lifecycle of a community issue. An admin creates a community boundary using Google Maps, either by selecting a radius around the current location or by manually marking a polygon boundary. Residents can join only when their current GPS location is inside that community boundary. Once approved, residents can report issues with an image, description, and location. Google Gemini analyzes the report, detects spam or invalid uploads when confidence is high, classifies the issue, estimates severity, and supports the duplicate and history system.</w:t>
-      </w:r>
-    </w:p>
-    <w:p/>
-    <w:p>
-      <w:r>
-        <w:t>The platform keeps the workflow fair. Issue creators cannot approve their own reports, and solvers cannot verify their own fixes. More than one resident can collaborate on the same issue, admins can upload direct fixes, and every resolution requires useful proof and a description so the community builds future knowledge instead of only closing tickets.</w:t>
+        <w:t>Current Deployment Setup</w:t>
+      </w:r>
+    </w:p>
+    <w:p/>
+    <w:p>
+      <w:r>
+        <w:t>The live evaluator-facing application is deployed on Firebase Hosting:</w:t>
+      </w:r>
+    </w:p>
+    <w:p/>
+    <w:p>
+      <w:pPr>
+        <w:numPr>
+          <w:ilvl w:val="0"/>
+          <w:numId w:val="1"/>
+        </w:numPr>
+      </w:pPr>
+      <w:r>
+        <w:t xml:space="preserve">Primary URL: </w:t>
+      </w:r>
+      <w:hyperlink r:id="rId4" w:history="1">
+        <w:r>
+          <w:rPr>
+            <w:color w:val="0563C1"/>
+            <w:u w:val="single"/>
+          </w:rPr>
+          <w:t>https://chero-r115-20260630.web.app</w:t>
+        </w:r>
+      </w:hyperlink>
+    </w:p>
+    <w:p>
+      <w:pPr>
+        <w:numPr>
+          <w:ilvl w:val="0"/>
+          <w:numId w:val="1"/>
+        </w:numPr>
+      </w:pPr>
+      <w:r>
+        <w:t xml:space="preserve">Alternate URL: </w:t>
+      </w:r>
+      <w:hyperlink r:id="rId5" w:history="1">
+        <w:r>
+          <w:rPr>
+            <w:color w:val="0563C1"/>
+            <w:u w:val="single"/>
+          </w:rPr>
+          <w:t>https://chero-r115-20260630.firebaseapp.com</w:t>
+        </w:r>
+      </w:hyperlink>
+    </w:p>
+    <w:p>
+      <w:pPr>
+        <w:numPr>
+          <w:ilvl w:val="0"/>
+          <w:numId w:val="1"/>
+        </w:numPr>
+      </w:pPr>
+      <w:r>
+        <w:t xml:space="preserve">Firebase project ID: </w:t>
+      </w:r>
+      <w:r>
+        <w:rPr>
+          <w:rFonts w:ascii="Courier New" w:hAnsi="Courier New"/>
+          <w:shd w:fill="F3F4F6"/>
+        </w:rPr>
+        <w:t>chero-r115-20260630</w:t>
+      </w:r>
+    </w:p>
+    <w:p>
+      <w:pPr>
+        <w:numPr>
+          <w:ilvl w:val="0"/>
+          <w:numId w:val="1"/>
+        </w:numPr>
+      </w:pPr>
+      <w:r>
+        <w:t xml:space="preserve">Hosting site: </w:t>
+      </w:r>
+      <w:r>
+        <w:rPr>
+          <w:rFonts w:ascii="Courier New" w:hAnsi="Courier New"/>
+          <w:shd w:fill="F3F4F6"/>
+        </w:rPr>
+        <w:t>chero-r115-20260630</w:t>
+      </w:r>
+    </w:p>
+    <w:p/>
+    <w:p>
+      <w:r>
+        <w:t xml:space="preserve">The React production build is deployed as a static single page application. Firebase Hosting rewrites all app routes to </w:t>
+      </w:r>
+      <w:r>
+        <w:rPr>
+          <w:rFonts w:ascii="Courier New" w:hAnsi="Courier New"/>
+          <w:shd w:fill="F3F4F6"/>
+        </w:rPr>
+        <w:t>index.html</w:t>
+      </w:r>
+      <w:r>
+        <w:t xml:space="preserve">, so direct links, refresh, browser back, and routes such as </w:t>
+      </w:r>
+      <w:r>
+        <w:rPr>
+          <w:rFonts w:ascii="Courier New" w:hAnsi="Courier New"/>
+          <w:shd w:fill="F3F4F6"/>
+        </w:rPr>
+        <w:t>/login</w:t>
+      </w:r>
+      <w:r>
+        <w:t xml:space="preserve">, </w:t>
+      </w:r>
+      <w:r>
+        <w:rPr>
+          <w:rFonts w:ascii="Courier New" w:hAnsi="Courier New"/>
+          <w:shd w:fill="F3F4F6"/>
+        </w:rPr>
+        <w:t>/dashboard</w:t>
+      </w:r>
+      <w:r>
+        <w:t xml:space="preserve">, </w:t>
+      </w:r>
+      <w:r>
+        <w:rPr>
+          <w:rFonts w:ascii="Courier New" w:hAnsi="Courier New"/>
+          <w:shd w:fill="F3F4F6"/>
+        </w:rPr>
+        <w:t>/issues</w:t>
+      </w:r>
+      <w:r>
+        <w:t xml:space="preserve">, and </w:t>
+      </w:r>
+      <w:r>
+        <w:rPr>
+          <w:rFonts w:ascii="Courier New" w:hAnsi="Courier New"/>
+          <w:shd w:fill="F3F4F6"/>
+        </w:rPr>
+        <w:t>/create-issue</w:t>
+      </w:r>
+      <w:r>
+        <w:t xml:space="preserve"> work correctly.</w:t>
+      </w:r>
+    </w:p>
+    <w:p/>
+    <w:p>
+      <w:r>
+        <w:t xml:space="preserve">The GitHub repository is connected to Firebase Hosting through GitHub Actions. On every push to </w:t>
+      </w:r>
+      <w:r>
+        <w:rPr>
+          <w:rFonts w:ascii="Courier New" w:hAnsi="Courier New"/>
+          <w:shd w:fill="F3F4F6"/>
+        </w:rPr>
+        <w:t>main</w:t>
+      </w:r>
+      <w:r>
+        <w:t>, the workflow builds the frontend and deploys the latest production bundle to Firebase Hosting. Required deployment secrets and variables are configured in the repository.</w:t>
       </w:r>
     </w:p>
     <w:p/>
@@ -140,7 +288,7 @@
     <w:p/>
     <w:p>
       <w:r>
-        <w:t>An admin registers, logs in, opens community setup, and locks the current location. The admin can then choose Radius mode or Polygon mode. Radius mode stores a center point and a radius in meters. Polygon mode stores a manually marked GeoJSON boundary on Google Maps. The backend saves this geofence and attaches the admin to the newly created society.</w:t>
+        <w:t>An admin registers, logs in, opens community setup, and locks the current location. The admin can then choose Radius mode or Polygon mode. Radius mode stores a center point and a radius in meters. Polygon mode stores a manually marked GeoJSON boundary on Google Maps. The system saves this geofence and attaches the admin to the newly created society.</w:t>
       </w:r>
     </w:p>
     <w:p/>
@@ -155,7 +303,7 @@
     <w:p/>
     <w:p>
       <w:r>
-        <w:t>A resident registers without being attached to any community. The resident enters the Society ID shared by the admin and verifies current GPS location. The backend checks that GPS point against the selected society boundary. If the resident is physically inside the community, the join request becomes pending. The admin can then review and approve the resident.</w:t>
+        <w:t>A resident registers without being attached to any community. The resident enters the Society ID shared by the admin and verifies current GPS location. The system checks that GPS point against the selected society boundary. If the resident is physically inside the community, the join request becomes pending. The admin can then review and approve the resident.</w:t>
       </w:r>
     </w:p>
     <w:p/>
@@ -170,7 +318,7 @@
     <w:p/>
     <w:p>
       <w:r>
-        <w:t>Approved residents are checked against their assigned community during login. The backend first identifies the resident from email and password, then verifies the submitted GPS location against that resident's society boundary. Resident login succeeds only when the location is inside the community geofence.</w:t>
+        <w:t>Approved residents are checked against their assigned community during login. The system first identifies the resident from email and password, then verifies the submitted GPS location against that resident's society boundary. Resident login succeeds only when the location is inside the community geofence.</w:t>
       </w:r>
     </w:p>
     <w:p/>
@@ -191,7 +339,7 @@
     <w:p/>
     <w:p>
       <w:r>
-        <w:t>An approved resident creates an issue by uploading an image, adding a title and description, and locking GPS. The backend verifies that the issue location is inside the resident's society boundary. Gemini then evaluates the report. If Gemini is highly confident that the image is spam, unrelated, or does not show a real civic issue, the report is rejected before community voting. If Gemini is uncertain, the system avoids making a hard decision and allows the community verification flow to continue.</w:t>
+        <w:t>An approved resident creates an issue by uploading an image, adding a title and description, and locking GPS. The system verifies that the issue location is inside the resident's society boundary. Gemini then evaluates the report. If Gemini is highly confident that the image is spam, unrelated, or does not show a real civic issue, the report is rejected before community voting. If Gemini is uncertain, the system avoids making a hard decision and allows the community verification flow to continue.</w:t>
       </w:r>
     </w:p>
     <w:p/>
@@ -298,7 +446,7 @@
         </w:numPr>
       </w:pPr>
       <w:r>
-        <w:t>Issue creation with backend geofence enforcement.</w:t>
+        <w:t>Issue creation with geofence enforcement.</w:t>
       </w:r>
     </w:p>
     <w:p>
@@ -452,7 +600,7 @@
         </w:numPr>
       </w:pPr>
       <w:r>
-        <w:t>Production-ready environment configuration for frontend and backend deployment.</w:t>
+        <w:t>Production-ready Firebase Hosting deployment with GitHub Actions automation.</w:t>
       </w:r>
     </w:p>
     <w:p/>
@@ -467,7 +615,7 @@
     <w:p/>
     <w:p>
       <w:r>
-        <w:t>Community Hero uses a React single page frontend and a Node.js Express backend.</w:t>
+        <w:t>Community Hero uses a React single page frontend with an API-backed workflow and MongoDB persistence.</w:t>
       </w:r>
     </w:p>
     <w:p/>
@@ -545,19 +693,19 @@
     <w:p/>
     <w:p>
       <w:r>
-        <w:t>Backend:</w:t>
-      </w:r>
-    </w:p>
-    <w:p/>
-    <w:p>
-      <w:pPr>
-        <w:numPr>
-          <w:ilvl w:val="0"/>
-          <w:numId w:val="1"/>
-        </w:numPr>
-      </w:pPr>
-      <w:r>
-        <w:t>Node.js and Express REST API.</w:t>
+        <w:t>API and data layer:</w:t>
+      </w:r>
+    </w:p>
+    <w:p/>
+    <w:p>
+      <w:pPr>
+        <w:numPr>
+          <w:ilvl w:val="0"/>
+          <w:numId w:val="1"/>
+        </w:numPr>
+      </w:pPr>
+      <w:r>
+        <w:t>Express REST API for authentication, societies, issues, voting, maintenance, notifications, reports, and analytics.</w:t>
       </w:r>
     </w:p>
     <w:p>
@@ -590,7 +738,7 @@
         </w:numPr>
       </w:pPr>
       <w:r>
-        <w:t>Backend geofence middleware for society-bound workflows.</w:t>
+        <w:t>Geofence middleware for society-bound workflows.</w:t>
       </w:r>
     </w:p>
     <w:p>
@@ -1019,41 +1167,62 @@
     <w:p/>
     <w:p>
       <w:r>
-        <w:t>Google Cloud:</w:t>
-      </w:r>
-    </w:p>
-    <w:p/>
-    <w:p>
-      <w:pPr>
-        <w:numPr>
-          <w:ilvl w:val="0"/>
-          <w:numId w:val="1"/>
-        </w:numPr>
-      </w:pPr>
-      <w:r>
-        <w:t>The codebase is deployment-ready for Google Cloud once billing access is available.</w:t>
-      </w:r>
-    </w:p>
-    <w:p>
-      <w:pPr>
-        <w:numPr>
-          <w:ilvl w:val="0"/>
-          <w:numId w:val="1"/>
-        </w:numPr>
-      </w:pPr>
-      <w:r>
-        <w:t>Recommended Google Cloud deployment shape is a static frontend deployment plus backend API on Cloud Run.</w:t>
-      </w:r>
-    </w:p>
-    <w:p>
-      <w:pPr>
-        <w:numPr>
-          <w:ilvl w:val="0"/>
-          <w:numId w:val="1"/>
-        </w:numPr>
-      </w:pPr>
-      <w:r>
-        <w:t>Environment variables are already separated for frontend URL, backend URL, CORS origins, JWT secret, MongoDB URI, Google API keys, Gemini model names, embedding dimensions, and threshold tuning.</w:t>
+        <w:t>Firebase Hosting:</w:t>
+      </w:r>
+    </w:p>
+    <w:p/>
+    <w:p>
+      <w:pPr>
+        <w:numPr>
+          <w:ilvl w:val="0"/>
+          <w:numId w:val="1"/>
+        </w:numPr>
+      </w:pPr>
+      <w:r>
+        <w:t>Hosts the live React frontend.</w:t>
+      </w:r>
+    </w:p>
+    <w:p>
+      <w:pPr>
+        <w:numPr>
+          <w:ilvl w:val="0"/>
+          <w:numId w:val="1"/>
+        </w:numPr>
+      </w:pPr>
+      <w:r>
+        <w:t>Serves the production static build.</w:t>
+      </w:r>
+    </w:p>
+    <w:p>
+      <w:pPr>
+        <w:numPr>
+          <w:ilvl w:val="0"/>
+          <w:numId w:val="1"/>
+        </w:numPr>
+      </w:pPr>
+      <w:r>
+        <w:t xml:space="preserve">Rewrites all frontend routes to </w:t>
+      </w:r>
+      <w:r>
+        <w:rPr>
+          <w:rFonts w:ascii="Courier New" w:hAnsi="Courier New"/>
+          <w:shd w:fill="F3F4F6"/>
+        </w:rPr>
+        <w:t>index.html</w:t>
+      </w:r>
+      <w:r>
+        <w:t xml:space="preserve"> for smooth SPA navigation.</w:t>
+      </w:r>
+    </w:p>
+    <w:p>
+      <w:pPr>
+        <w:numPr>
+          <w:ilvl w:val="0"/>
+          <w:numId w:val="1"/>
+        </w:numPr>
+      </w:pPr>
+      <w:r>
+        <w:t>Integrates with GitHub Actions for continuous deployment.</w:t>
       </w:r>
     </w:p>
     <w:p/>
@@ -1142,10 +1311,32 @@
         <w:t>@react-google-maps/api</w:t>
       </w:r>
     </w:p>
-    <w:p/>
-    <w:p>
-      <w:r>
-        <w:t>Backend:</w:t>
+    <w:p>
+      <w:pPr>
+        <w:numPr>
+          <w:ilvl w:val="0"/>
+          <w:numId w:val="1"/>
+        </w:numPr>
+      </w:pPr>
+      <w:r>
+        <w:t>Firebase Hosting</w:t>
+      </w:r>
+    </w:p>
+    <w:p>
+      <w:pPr>
+        <w:numPr>
+          <w:ilvl w:val="0"/>
+          <w:numId w:val="1"/>
+        </w:numPr>
+      </w:pPr>
+      <w:r>
+        <w:t>GitHub Actions</w:t>
+      </w:r>
+    </w:p>
+    <w:p/>
+    <w:p>
+      <w:r>
+        <w:t>API, AI, and data:</w:t>
       </w:r>
     </w:p>
     <w:p/>
@@ -1234,35 +1425,6 @@
         </w:numPr>
       </w:pPr>
       <w:r>
-        <w:t>CORS</w:t>
-      </w:r>
-    </w:p>
-    <w:p>
-      <w:pPr>
-        <w:numPr>
-          <w:ilvl w:val="0"/>
-          <w:numId w:val="1"/>
-        </w:numPr>
-      </w:pPr>
-      <w:r>
-        <w:t>Node cron jobs</w:t>
-      </w:r>
-    </w:p>
-    <w:p/>
-    <w:p>
-      <w:r>
-        <w:t>AI and data:</w:t>
-      </w:r>
-    </w:p>
-    <w:p/>
-    <w:p>
-      <w:pPr>
-        <w:numPr>
-          <w:ilvl w:val="0"/>
-          <w:numId w:val="1"/>
-        </w:numPr>
-      </w:pPr>
-      <w:r>
         <w:t xml:space="preserve">Google Gemini API through </w:t>
       </w:r>
       <w:r>
@@ -1330,79 +1492,6 @@
     </w:p>
     <w:p/>
     <w:p>
-      <w:r>
-        <w:t>Deployment and operations:</w:t>
-      </w:r>
-    </w:p>
-    <w:p/>
-    <w:p>
-      <w:pPr>
-        <w:numPr>
-          <w:ilvl w:val="0"/>
-          <w:numId w:val="1"/>
-        </w:numPr>
-      </w:pPr>
-      <w:r>
-        <w:t>Environment-based configuration.</w:t>
-      </w:r>
-    </w:p>
-    <w:p>
-      <w:pPr>
-        <w:numPr>
-          <w:ilvl w:val="0"/>
-          <w:numId w:val="1"/>
-        </w:numPr>
-      </w:pPr>
-      <w:r>
-        <w:t>Static frontend build.</w:t>
-      </w:r>
-    </w:p>
-    <w:p>
-      <w:pPr>
-        <w:numPr>
-          <w:ilvl w:val="0"/>
-          <w:numId w:val="1"/>
-        </w:numPr>
-      </w:pPr>
-      <w:r>
-        <w:t>Express API service.</w:t>
-      </w:r>
-    </w:p>
-    <w:p>
-      <w:pPr>
-        <w:numPr>
-          <w:ilvl w:val="0"/>
-          <w:numId w:val="1"/>
-        </w:numPr>
-      </w:pPr>
-      <w:r>
-        <w:t>Health check endpoint.</w:t>
-      </w:r>
-    </w:p>
-    <w:p>
-      <w:pPr>
-        <w:numPr>
-          <w:ilvl w:val="0"/>
-          <w:numId w:val="1"/>
-        </w:numPr>
-      </w:pPr>
-      <w:r>
-        <w:t>Optional keep-alive flow for free-tier backend hosting.</w:t>
-      </w:r>
-    </w:p>
-    <w:p>
-      <w:pPr>
-        <w:numPr>
-          <w:ilvl w:val="0"/>
-          <w:numId w:val="1"/>
-        </w:numPr>
-      </w:pPr>
-      <w:r>
-        <w:t>Render deployment currently used as the public live demo because Google Cloud billing activation is blocked.</w:t>
-      </w:r>
-    </w:p>
-    <w:p/>
-    <w:p>
       <w:pPr>
         <w:pStyle w:val="Heading1"/>
       </w:pPr>
@@ -1455,7 +1544,7 @@
     <w:p/>
     <w:p>
       <w:r>
-        <w:t>Gemini, Google embeddings, and Google Maps are core to the product experience. They are used for image understanding, semantic retrieval, duplicate intelligence, geofencing UI, and community visualization.</w:t>
+        <w:t>Gemini, Google embeddings, Google Maps, and Firebase Hosting are core to the product experience. They are used for image understanding, semantic retrieval, duplicate intelligence, geofencing UI, community visualization, and live deployment.</w:t>
       </w:r>
     </w:p>
     <w:p/>
@@ -1479,7 +1568,7 @@
     <w:p/>
     <w:p>
       <w:r>
-        <w:t>The backend enforces identity, role, society membership, geofence checks, upload validation, AI gates, duplicate logic, and workflow transitions. The frontend is configured for production static hosting and environment-based API URLs.</w:t>
+        <w:t>The system enforces identity, role, society membership, geofence checks, upload validation, AI gates, duplicate logic, and workflow transitions. The frontend is deployed on Firebase Hosting with production static routing and GitHub Actions automation.</w:t>
       </w:r>
     </w:p>
     <w:p/>
@@ -1512,8 +1601,17 @@
         </w:numPr>
       </w:pPr>
       <w:r>
-        <w:t>Open the deployed frontend.</w:t>
-      </w:r>
+        <w:t xml:space="preserve">Open the deployed frontend: </w:t>
+      </w:r>
+      <w:hyperlink r:id="rId6" w:history="1">
+        <w:r>
+          <w:rPr>
+            <w:color w:val="0563C1"/>
+            <w:u w:val="single"/>
+          </w:rPr>
+          <w:t>https://chero-r115-20260630.web.app</w:t>
+        </w:r>
+      </w:hyperlink>
     </w:p>
     <w:p>
       <w:pPr>
@@ -1948,191 +2046,34 @@
         <w:t>community-hero-frontend/src/utils/googleMaps.js</w:t>
       </w:r>
     </w:p>
-    <w:p/>
-    <w:p>
-      <w:r>
-        <w:t>Representative backend files:</w:t>
-      </w:r>
-    </w:p>
-    <w:p/>
-    <w:p>
-      <w:pPr>
-        <w:numPr>
-          <w:ilvl w:val="0"/>
-          <w:numId w:val="1"/>
-        </w:numPr>
-      </w:pPr>
-      <w:r>
-        <w:rPr>
-          <w:rFonts w:ascii="Courier New" w:hAnsi="Courier New"/>
-          <w:shd w:fill="F3F4F6"/>
-        </w:rPr>
-        <w:t>community-hero-backend/server.js</w:t>
-      </w:r>
-    </w:p>
-    <w:p>
-      <w:pPr>
-        <w:numPr>
-          <w:ilvl w:val="0"/>
-          <w:numId w:val="1"/>
-        </w:numPr>
-      </w:pPr>
-      <w:r>
-        <w:rPr>
-          <w:rFonts w:ascii="Courier New" w:hAnsi="Courier New"/>
-          <w:shd w:fill="F3F4F6"/>
-        </w:rPr>
-        <w:t>community-hero-backend/routes/apiRoutes.js</w:t>
-      </w:r>
-    </w:p>
-    <w:p>
-      <w:pPr>
-        <w:numPr>
-          <w:ilvl w:val="0"/>
-          <w:numId w:val="1"/>
-        </w:numPr>
-      </w:pPr>
-      <w:r>
-        <w:rPr>
-          <w:rFonts w:ascii="Courier New" w:hAnsi="Courier New"/>
-          <w:shd w:fill="F3F4F6"/>
-        </w:rPr>
-        <w:t>community-hero-backend/controllers/authController.js</w:t>
-      </w:r>
-    </w:p>
-    <w:p>
-      <w:pPr>
-        <w:numPr>
-          <w:ilvl w:val="0"/>
-          <w:numId w:val="1"/>
-        </w:numPr>
-      </w:pPr>
-      <w:r>
-        <w:rPr>
-          <w:rFonts w:ascii="Courier New" w:hAnsi="Courier New"/>
-          <w:shd w:fill="F3F4F6"/>
-        </w:rPr>
-        <w:t>community-hero-backend/controllers/societyController.js</w:t>
-      </w:r>
-    </w:p>
-    <w:p>
-      <w:pPr>
-        <w:numPr>
-          <w:ilvl w:val="0"/>
-          <w:numId w:val="1"/>
-        </w:numPr>
-      </w:pPr>
-      <w:r>
-        <w:rPr>
-          <w:rFonts w:ascii="Courier New" w:hAnsi="Courier New"/>
-          <w:shd w:fill="F3F4F6"/>
-        </w:rPr>
-        <w:t>community-hero-backend/controllers/issueController.js</w:t>
-      </w:r>
-    </w:p>
-    <w:p>
-      <w:pPr>
-        <w:numPr>
-          <w:ilvl w:val="0"/>
-          <w:numId w:val="1"/>
-        </w:numPr>
-      </w:pPr>
-      <w:r>
-        <w:rPr>
-          <w:rFonts w:ascii="Courier New" w:hAnsi="Courier New"/>
-          <w:shd w:fill="F3F4F6"/>
-        </w:rPr>
-        <w:t>community-hero-backend/middleware/auth.js</w:t>
-      </w:r>
-    </w:p>
-    <w:p>
-      <w:pPr>
-        <w:numPr>
-          <w:ilvl w:val="0"/>
-          <w:numId w:val="1"/>
-        </w:numPr>
-      </w:pPr>
-      <w:r>
-        <w:rPr>
-          <w:rFonts w:ascii="Courier New" w:hAnsi="Courier New"/>
-          <w:shd w:fill="F3F4F6"/>
-        </w:rPr>
-        <w:t>community-hero-backend/middleware/geoGuard.js</w:t>
-      </w:r>
-    </w:p>
-    <w:p>
-      <w:pPr>
-        <w:numPr>
-          <w:ilvl w:val="0"/>
-          <w:numId w:val="1"/>
-        </w:numPr>
-      </w:pPr>
-      <w:r>
-        <w:rPr>
-          <w:rFonts w:ascii="Courier New" w:hAnsi="Courier New"/>
-          <w:shd w:fill="F3F4F6"/>
-        </w:rPr>
-        <w:t>community-hero-backend/utils/geofenceService.js</w:t>
-      </w:r>
-    </w:p>
-    <w:p>
-      <w:pPr>
-        <w:numPr>
-          <w:ilvl w:val="0"/>
-          <w:numId w:val="1"/>
-        </w:numPr>
-      </w:pPr>
-      <w:r>
-        <w:rPr>
-          <w:rFonts w:ascii="Courier New" w:hAnsi="Courier New"/>
-          <w:shd w:fill="F3F4F6"/>
-        </w:rPr>
-        <w:t>community-hero-backend/utils/googleEmbeddingService.js</w:t>
-      </w:r>
-    </w:p>
-    <w:p>
-      <w:pPr>
-        <w:numPr>
-          <w:ilvl w:val="0"/>
-          <w:numId w:val="1"/>
-        </w:numPr>
-      </w:pPr>
-      <w:r>
-        <w:rPr>
-          <w:rFonts w:ascii="Courier New" w:hAnsi="Courier New"/>
-          <w:shd w:fill="F3F4F6"/>
-        </w:rPr>
-        <w:t>community-hero-backend/utils/hybridDuplicateDetector.js</w:t>
-      </w:r>
-    </w:p>
-    <w:p>
-      <w:pPr>
-        <w:numPr>
-          <w:ilvl w:val="0"/>
-          <w:numId w:val="1"/>
-        </w:numPr>
-      </w:pPr>
-      <w:r>
-        <w:rPr>
-          <w:rFonts w:ascii="Courier New" w:hAnsi="Courier New"/>
-          <w:shd w:fill="F3F4F6"/>
-        </w:rPr>
-        <w:t>community-hero-backend/utils/imageComparisonService.js</w:t>
-      </w:r>
-    </w:p>
-    <w:p>
-      <w:pPr>
-        <w:numPr>
-          <w:ilvl w:val="0"/>
-          <w:numId w:val="1"/>
-        </w:numPr>
-      </w:pPr>
-      <w:r>
-        <w:rPr>
-          <w:rFonts w:ascii="Courier New" w:hAnsi="Courier New"/>
-          <w:shd w:fill="F3F4F6"/>
-        </w:rPr>
-        <w:t>community-hero-backend/utils/knowledgeBaseService.js</w:t>
+    <w:p>
+      <w:pPr>
+        <w:numPr>
+          <w:ilvl w:val="0"/>
+          <w:numId w:val="1"/>
+        </w:numPr>
+      </w:pPr>
+      <w:r>
+        <w:rPr>
+          <w:rFonts w:ascii="Courier New" w:hAnsi="Courier New"/>
+          <w:shd w:fill="F3F4F6"/>
+        </w:rPr>
+        <w:t>firebase.json</w:t>
+      </w:r>
+    </w:p>
+    <w:p>
+      <w:pPr>
+        <w:numPr>
+          <w:ilvl w:val="0"/>
+          <w:numId w:val="1"/>
+        </w:numPr>
+      </w:pPr>
+      <w:r>
+        <w:rPr>
+          <w:rFonts w:ascii="Courier New" w:hAnsi="Courier New"/>
+          <w:shd w:fill="F3F4F6"/>
+        </w:rPr>
+        <w:t>.github/workflows/firebase-hosting-live.yml</w:t>
       </w:r>
     </w:p>
     <w:p/>
@@ -2147,7 +2088,7 @@
     <w:p/>
     <w:p>
       <w:r>
-        <w:t>Community Hero is designed as a complete hyperlocal problem-solving platform for real communities. It uses Google AI and Google Maps to make civic issue reporting intelligent, location-aware, collaborative, and transparent. The system reduces duplicate effort, verifies problems fairly, supports multi-person resolution, and preserves historical knowledge so communities become better at solving recurring problems over time.</w:t>
+        <w:t>Community Hero is designed as a complete hyperlocal problem-solving platform for real communities. It uses Google AI, Google Maps, and Firebase Hosting to make civic issue reporting intelligent, location-aware, collaborative, transparent, and easy to evaluate from a live frontend. The system reduces duplicate effort, verifies problems fairly, supports multi-person resolution, and preserves historical knowledge so communities become better at solving recurring problems over time.</w:t>
       </w:r>
     </w:p>
     <w:sectPr>

--- a/docs/Community_Hero_Project_Submission_Brief.docx
+++ b/docs/Community_Hero_Project_Submission_Brief.docx
@@ -88,19 +88,118 @@
     <w:p/>
     <w:p>
       <w:r>
-        <w:t>Community Hero is an AI-powered, geofenced civic issue management platform for residential societies, gated communities, campuses, and smart neighborhoods. It helps a community report, verify, track, resolve, and learn from hyperlocal problems such as water leaks, potholes, damaged lights, waste issues, broken infrastructure, and other neighborhood-level concerns.</w:t>
-      </w:r>
-    </w:p>
-    <w:p/>
-    <w:p>
-      <w:r>
-        <w:t>The product is built around the complete lifecycle of a community issue. An admin creates a community boundary using Google Maps, either by selecting a radius around the current location or by manually marking a polygon boundary. Residents can join only when their current GPS location is inside that community boundary. Once approved, residents can report issues with an image, description, and location. Google Gemini analyzes the report, detects spam or invalid uploads when confidence is high, classifies the issue, estimates severity, and supports the duplicate and history system.</w:t>
-      </w:r>
-    </w:p>
-    <w:p/>
-    <w:p>
-      <w:r>
-        <w:t>The platform keeps the workflow fair. Issue creators cannot approve their own reports, and solvers cannot verify their own fixes. More than one resident can collaborate on the same issue, admins can upload direct fixes, and every resolution requires useful proof and a description so the community builds future knowledge instead of only closing tickets.</w:t>
+        <w:t>Community Hero is an AI-powered, geofenced civic operations platform for residential societies, gated communities, campuses, and smart neighborhoods. It transforms local issue reporting from a loosely coordinated chat-based process into a structured, verifiable, and accountable workflow for identifying, validating, resolving, and learning from hyperlocal problems such as water leaks, potholes, damaged lights, waste issues, broken infrastructure, and recurring maintenance failures.</w:t>
+      </w:r>
+    </w:p>
+    <w:p/>
+    <w:p>
+      <w:r>
+        <w:t>The solution is designed around the full operational lifecycle of a civic issue. An admin defines the community boundary using Google Maps, either through a radius-based geofence or a manually marked polygon. Residents can join only after their physical location is verified against that boundary. Once approved, residents can report issues with an image, description, and GPS location. Google Gemini then evaluates the report, classifies the issue, estimates severity, identifies likely causes, flags high-confidence spam or invalid uploads, and supports duplicate detection and historical recommendation workflows.</w:t>
+      </w:r>
+    </w:p>
+    <w:p/>
+    <w:p>
+      <w:r>
+        <w:t>Community Hero also addresses the trust and accountability gaps that usually prevent local reporting systems from working well. Issue creators cannot approve their own reports, solvers cannot verify their own fixes, and every resolution requires proof plus a written description. Multiple residents can collaborate on the same issue, admins can directly upload fixes, and resolved issues become reusable community knowledge rather than disappearing as closed tickets.</w:t>
+      </w:r>
+    </w:p>
+    <w:p/>
+    <w:p>
+      <w:pPr>
+        <w:pStyle w:val="Heading1"/>
+      </w:pPr>
+      <w:r>
+        <w:t>Why Community Hero Stands Out</w:t>
+      </w:r>
+    </w:p>
+    <w:p/>
+    <w:p>
+      <w:r>
+        <w:t>Community Hero differentiates itself by treating hyperlocal problem solving as a complete civic operations workflow rather than a simple complaint form. The platform combines location trust, AI-assisted reasoning, community verification, and institutional memory into one cohesive experience.</w:t>
+      </w:r>
+    </w:p>
+    <w:p/>
+    <w:p>
+      <w:r>
+        <w:t>Its key differentiators are:</w:t>
+      </w:r>
+    </w:p>
+    <w:p/>
+    <w:p>
+      <w:pPr>
+        <w:numPr>
+          <w:ilvl w:val="0"/>
+          <w:numId w:val="1"/>
+        </w:numPr>
+      </w:pPr>
+      <w:r>
+        <w:t>Geofence-first trust model: community access, resident login, issue creation, and on-site work are validated against the saved society boundary, reducing fake participation and off-site reporting.</w:t>
+      </w:r>
+    </w:p>
+    <w:p>
+      <w:pPr>
+        <w:numPr>
+          <w:ilvl w:val="0"/>
+          <w:numId w:val="1"/>
+        </w:numPr>
+      </w:pPr>
+      <w:r>
+        <w:t>AI-assisted decision support: Gemini classifies issues, explains risk, compares similarity, and detects high-confidence spam while uncertain cases remain under community review instead of being rejected automatically.</w:t>
+      </w:r>
+    </w:p>
+    <w:p>
+      <w:pPr>
+        <w:numPr>
+          <w:ilvl w:val="0"/>
+          <w:numId w:val="1"/>
+        </w:numPr>
+      </w:pPr>
+      <w:r>
+        <w:t>Duplicate prevention with historical reuse: unresolved duplicate reports are merged to avoid split effort, while resolved similar issues are surfaced as guidance for future incidents.</w:t>
+      </w:r>
+    </w:p>
+    <w:p>
+      <w:pPr>
+        <w:numPr>
+          <w:ilvl w:val="0"/>
+          <w:numId w:val="1"/>
+        </w:numPr>
+      </w:pPr>
+      <w:r>
+        <w:t>Fair community governance: creator self-approval and solver self-verification are blocked, making the workflow more credible for residents, admins, and evaluators.</w:t>
+      </w:r>
+    </w:p>
+    <w:p>
+      <w:pPr>
+        <w:numPr>
+          <w:ilvl w:val="0"/>
+          <w:numId w:val="1"/>
+        </w:numPr>
+      </w:pPr>
+      <w:r>
+        <w:t>Collaborative resolution model: each issue can support a primary solver, multiple helpers, help requests, admin-submitted fixes, resolution proof, and community verification.</w:t>
+      </w:r>
+    </w:p>
+    <w:p>
+      <w:pPr>
+        <w:numPr>
+          <w:ilvl w:val="0"/>
+          <w:numId w:val="1"/>
+        </w:numPr>
+      </w:pPr>
+      <w:r>
+        <w:t>Community memory: useful reports and fixes contribute to future recommendations, maintenance planning, analytics, and resident accountability.</w:t>
+      </w:r>
+    </w:p>
+    <w:p>
+      <w:pPr>
+        <w:numPr>
+          <w:ilvl w:val="0"/>
+          <w:numId w:val="1"/>
+        </w:numPr>
+      </w:pPr>
+      <w:r>
+        <w:t>Production-ready delivery: the React frontend is deployed on Firebase Hosting with SPA route rewrites and GitHub Actions deployment automation.</w:t>
       </w:r>
     </w:p>
     <w:p/>
@@ -390,63 +489,41 @@
         <w:pStyle w:val="Heading1"/>
       </w:pPr>
       <w:r>
-        <w:t>Key Features</w:t>
-      </w:r>
-    </w:p>
-    <w:p/>
-    <w:p>
-      <w:pPr>
-        <w:numPr>
-          <w:ilvl w:val="0"/>
-          <w:numId w:val="1"/>
-        </w:numPr>
-      </w:pPr>
-      <w:r>
-        <w:t>Admin community setup with radius or manually marked polygon geofence.</w:t>
-      </w:r>
-    </w:p>
-    <w:p>
-      <w:pPr>
-        <w:numPr>
-          <w:ilvl w:val="0"/>
-          <w:numId w:val="1"/>
-        </w:numPr>
-      </w:pPr>
-      <w:r>
-        <w:t>Google Maps based community map with society boundary, issue markers, and maintenance markers.</w:t>
-      </w:r>
-    </w:p>
-    <w:p>
-      <w:pPr>
-        <w:numPr>
-          <w:ilvl w:val="0"/>
-          <w:numId w:val="1"/>
-        </w:numPr>
-      </w:pPr>
-      <w:r>
-        <w:t>Resident join requests with GPS verification against the selected society.</w:t>
-      </w:r>
-    </w:p>
-    <w:p>
-      <w:pPr>
-        <w:numPr>
-          <w:ilvl w:val="0"/>
-          <w:numId w:val="1"/>
-        </w:numPr>
-      </w:pPr>
-      <w:r>
-        <w:t>Identity-bound resident login geofence.</w:t>
-      </w:r>
-    </w:p>
-    <w:p>
-      <w:pPr>
-        <w:numPr>
-          <w:ilvl w:val="0"/>
-          <w:numId w:val="1"/>
-        </w:numPr>
-      </w:pPr>
-      <w:r>
-        <w:t>Issue creation with geofence enforcement.</w:t>
+        <w:t>Core Differentiators and Features</w:t>
+      </w:r>
+    </w:p>
+    <w:p/>
+    <w:p>
+      <w:pPr>
+        <w:numPr>
+          <w:ilvl w:val="0"/>
+          <w:numId w:val="1"/>
+        </w:numPr>
+      </w:pPr>
+      <w:r>
+        <w:t>Boundary-aware community setup using either radius-based geofencing or manually marked polygon borders on Google Maps.</w:t>
+      </w:r>
+    </w:p>
+    <w:p>
+      <w:pPr>
+        <w:numPr>
+          <w:ilvl w:val="0"/>
+          <w:numId w:val="1"/>
+        </w:numPr>
+      </w:pPr>
+      <w:r>
+        <w:t>GPS-verified resident onboarding so community membership is tied to physical presence inside the selected society.</w:t>
+      </w:r>
+    </w:p>
+    <w:p>
+      <w:pPr>
+        <w:numPr>
+          <w:ilvl w:val="0"/>
+          <w:numId w:val="1"/>
+        </w:numPr>
+      </w:pPr>
+      <w:r>
+        <w:t>Identity-bound resident login geofencing for approved residents.</w:t>
       </w:r>
     </w:p>
     <w:p>
@@ -468,84 +545,73 @@
         </w:numPr>
       </w:pPr>
       <w:r>
-        <w:t>Gemini-powered image and text analysis for category, severity, root cause, tags, risk, and summary.</w:t>
-      </w:r>
-    </w:p>
-    <w:p>
-      <w:pPr>
-        <w:numPr>
-          <w:ilvl w:val="0"/>
-          <w:numId w:val="1"/>
-        </w:numPr>
-      </w:pPr>
-      <w:r>
-        <w:t>AI safety gates for spam reports, unrelated images, invalid issue proof, invalid resolution proof, and issue-still-present cases.</w:t>
-      </w:r>
-    </w:p>
-    <w:p>
-      <w:pPr>
-        <w:numPr>
-          <w:ilvl w:val="0"/>
-          <w:numId w:val="1"/>
-        </w:numPr>
-      </w:pPr>
-      <w:r>
-        <w:t>Active duplicate detection using spatial, text, image, category, and semantic signals.</w:t>
-      </w:r>
-    </w:p>
-    <w:p>
-      <w:pPr>
-        <w:numPr>
-          <w:ilvl w:val="0"/>
-          <w:numId w:val="1"/>
-        </w:numPr>
-      </w:pPr>
-      <w:r>
-        <w:t>Historical recommendation system for resolved similar issues.</w:t>
-      </w:r>
-    </w:p>
-    <w:p>
-      <w:pPr>
-        <w:numPr>
-          <w:ilvl w:val="0"/>
-          <w:numId w:val="1"/>
-        </w:numPr>
-      </w:pPr>
-      <w:r>
-        <w:t>Community voting for issue approval and resolution verification.</w:t>
-      </w:r>
-    </w:p>
-    <w:p>
-      <w:pPr>
-        <w:numPr>
-          <w:ilvl w:val="0"/>
-          <w:numId w:val="1"/>
-        </w:numPr>
-      </w:pPr>
-      <w:r>
-        <w:t>Fairness rules that block creator self-approval and solver self-verification.</w:t>
-      </w:r>
-    </w:p>
-    <w:p>
-      <w:pPr>
-        <w:numPr>
-          <w:ilvl w:val="0"/>
-          <w:numId w:val="1"/>
-        </w:numPr>
-      </w:pPr>
-      <w:r>
-        <w:t>Multi-helper solving flow with help requests.</w:t>
-      </w:r>
-    </w:p>
-    <w:p>
-      <w:pPr>
-        <w:numPr>
-          <w:ilvl w:val="0"/>
-          <w:numId w:val="1"/>
-        </w:numPr>
-      </w:pPr>
-      <w:r>
-        <w:t>Admin direct fix upload.</w:t>
+        <w:t>Gemini-powered issue understanding across category, severity, root cause, tags, risk, and concise explanations.</w:t>
+      </w:r>
+    </w:p>
+    <w:p>
+      <w:pPr>
+        <w:numPr>
+          <w:ilvl w:val="0"/>
+          <w:numId w:val="1"/>
+        </w:numPr>
+      </w:pPr>
+      <w:r>
+        <w:t>AI safety gates that reject high-confidence spam, unrelated images, invalid issue proof, invalid resolution proof, and issue-still-present cases before they waste community voting effort.</w:t>
+      </w:r>
+    </w:p>
+    <w:p>
+      <w:pPr>
+        <w:numPr>
+          <w:ilvl w:val="0"/>
+          <w:numId w:val="1"/>
+        </w:numPr>
+      </w:pPr>
+      <w:r>
+        <w:t>Hybrid duplicate detection using spatial proximity, text similarity, image comparison, category signals, and Gemini embeddings.</w:t>
+      </w:r>
+    </w:p>
+    <w:p>
+      <w:pPr>
+        <w:numPr>
+          <w:ilvl w:val="0"/>
+          <w:numId w:val="1"/>
+        </w:numPr>
+      </w:pPr>
+      <w:r>
+        <w:t>Historical recommendation system that turns resolved issues into reusable community knowledge without blocking legitimate future reports.</w:t>
+      </w:r>
+    </w:p>
+    <w:p>
+      <w:pPr>
+        <w:numPr>
+          <w:ilvl w:val="0"/>
+          <w:numId w:val="1"/>
+        </w:numPr>
+      </w:pPr>
+      <w:r>
+        <w:t>Community verification for both issue approval and resolution approval.</w:t>
+      </w:r>
+    </w:p>
+    <w:p>
+      <w:pPr>
+        <w:numPr>
+          <w:ilvl w:val="0"/>
+          <w:numId w:val="1"/>
+        </w:numPr>
+      </w:pPr>
+      <w:r>
+        <w:t>Governance rules that block creator self-approval and solver self-verification.</w:t>
+      </w:r>
+    </w:p>
+    <w:p>
+      <w:pPr>
+        <w:numPr>
+          <w:ilvl w:val="0"/>
+          <w:numId w:val="1"/>
+        </w:numPr>
+      </w:pPr>
+      <w:r>
+        <w:t>Multi-helper solving flow with help requests, primary ownership, admin direct fixes, and resolution descriptions.</w:t>
       </w:r>
     </w:p>
     <w:p>
@@ -567,18 +633,18 @@
         </w:numPr>
       </w:pPr>
       <w:r>
-        <w:t>Gamification with points, leaderboard, achievements, and contribution history.</w:t>
-      </w:r>
-    </w:p>
-    <w:p>
-      <w:pPr>
-        <w:numPr>
-          <w:ilvl w:val="0"/>
-          <w:numId w:val="1"/>
-        </w:numPr>
-      </w:pPr>
-      <w:r>
-        <w:t>Dashboard panels for analytics, health score, community knowledge, history, feed, weather, and maintenance.</w:t>
+        <w:t>Gamification with points, leaderboard, achievements, and resident contribution history.</w:t>
+      </w:r>
+    </w:p>
+    <w:p>
+      <w:pPr>
+        <w:numPr>
+          <w:ilvl w:val="0"/>
+          <w:numId w:val="1"/>
+        </w:numPr>
+      </w:pPr>
+      <w:r>
+        <w:t>Operational dashboards for analytics, community health, knowledge, history, feed, weather context, and maintenance planning.</w:t>
       </w:r>
     </w:p>
     <w:p>
@@ -600,7 +666,7 @@
         </w:numPr>
       </w:pPr>
       <w:r>
-        <w:t>Production-ready Firebase Hosting deployment with GitHub Actions automation.</w:t>
+        <w:t>Firebase Hosting deployment with SPA route rewrites and GitHub Actions continuous deployment.</w:t>
       </w:r>
     </w:p>
     <w:p/>
@@ -1508,7 +1574,7 @@
     <w:p/>
     <w:p>
       <w:r>
-        <w:t>Community Hero directly solves fragmented local issue reporting by combining reporting, verification, tracking, resolution, and history in one workflow. It gives residents transparency and gives admins a practical operating view of community problems.</w:t>
+        <w:t>Community Hero directly addresses fragmented local issue reporting by combining reporting, verification, tracking, resolution, and institutional memory in one workflow. It gives residents transparency, gives admins operational control, and reduces the repeated manual coordination that usually happens across chats, calls, and informal complaint registers.</w:t>
       </w:r>
     </w:p>
     <w:p/>
@@ -1520,7 +1586,7 @@
     <w:p/>
     <w:p>
       <w:r>
-        <w:t>Gemini is not used only for labels. It helps reason about images, descriptions, spam risk, severity, root causes, duplicate likelihood, and resolution validity. The system uses that reasoning to route workflow decisions while still avoiding hard rejection when AI confidence is low.</w:t>
+        <w:t>Gemini is not used as a superficial labeling layer. It reasons over issue images, descriptions, spam risk, severity, root causes, duplicate likelihood, and resolution validity. The product uses that reasoning to route workflow decisions while deliberately preserving human/community judgment when AI confidence is low.</w:t>
       </w:r>
     </w:p>
     <w:p/>
@@ -1532,7 +1598,7 @@
     <w:p/>
     <w:p>
       <w:r>
-        <w:t>The platform combines geofencing, AI image reasoning, semantic issue memory, duplicate merging, fair voting rules, collaborative solving, gamification, and historical recommendations into a practical community product.</w:t>
+        <w:t>The platform stands out by combining geofencing, AI image reasoning, semantic issue memory, active duplicate merging, fair voting rules, collaborative solving, gamification, and historical recommendations into a practical community product. The most important innovation is the separation between active duplicates and resolved history: current duplicates are merged, while past solutions become guidance.</w:t>
       </w:r>
     </w:p>
     <w:p/>
@@ -1544,7 +1610,7 @@
     <w:p/>
     <w:p>
       <w:r>
-        <w:t>Gemini, Google embeddings, Google Maps, and Firebase Hosting are core to the product experience. They are used for image understanding, semantic retrieval, duplicate intelligence, geofencing UI, community visualization, and live deployment.</w:t>
+        <w:t>Gemini, Google embeddings, Google Maps, and Firebase Hosting are core to the product experience. They support image understanding, semantic retrieval, duplicate intelligence, geofence creation, community visualization, and live frontend deployment. These integrations are part of the main workflow rather than isolated add-ons.</w:t>
       </w:r>
     </w:p>
     <w:p/>
@@ -1556,7 +1622,7 @@
     <w:p/>
     <w:p>
       <w:r>
-        <w:t>The app has role-specific dashboards, clear community setup, smooth resident onboarding, guided issue creation, active issue tracking, resolution proof, notifications, leaderboard, history, and maintenance workflows.</w:t>
+        <w:t>The app is designed around the daily needs of admins and residents rather than a generic dashboard. It provides role-specific views, guided community setup, smooth resident onboarding, structured issue creation, active issue tracking, resolution proof, notifications, leaderboard, history, and maintenance workflows.</w:t>
       </w:r>
     </w:p>
     <w:p/>
@@ -1568,7 +1634,7 @@
     <w:p/>
     <w:p>
       <w:r>
-        <w:t>The system enforces identity, role, society membership, geofence checks, upload validation, AI gates, duplicate logic, and workflow transitions. The frontend is deployed on Firebase Hosting with production static routing and GitHub Actions automation.</w:t>
+        <w:t>The system enforces identity, role, society membership, geofence checks, upload validation, AI gates, duplicate logic, and workflow transitions across the product. The frontend is deployed on Firebase Hosting with production static routing and GitHub Actions automation.</w:t>
       </w:r>
     </w:p>
     <w:p/>
@@ -1580,7 +1646,7 @@
     <w:p/>
     <w:p>
       <w:r>
-        <w:t>The product supports the full end-to-end journey: create a community, onboard residents, report issues, detect duplicates, approve issues, collaborate on fixes, verify resolutions, show history, and reuse prior knowledge for future problems.</w:t>
+        <w:t>The product supports the full end-to-end journey: create a community, onboard residents, report issues, detect active duplicates, approve issues, collaborate on fixes, verify resolutions, show history, and reuse prior knowledge for future problems. This makes the project evaluation-ready from the deployed frontend instead of requiring manual database setup.</w:t>
       </w:r>
     </w:p>
     <w:p/>
@@ -2088,7 +2154,7 @@
     <w:p/>
     <w:p>
       <w:r>
-        <w:t>Community Hero is designed as a complete hyperlocal problem-solving platform for real communities. It uses Google AI, Google Maps, and Firebase Hosting to make civic issue reporting intelligent, location-aware, collaborative, transparent, and easy to evaluate from a live frontend. The system reduces duplicate effort, verifies problems fairly, supports multi-person resolution, and preserves historical knowledge so communities become better at solving recurring problems over time.</w:t>
+        <w:t>Community Hero is designed as a complete hyperlocal problem-solving platform for real communities. Its value lies in combining trustworthy location boundaries, AI-assisted evidence review, fair community verification, collaborative resolution, and long-term knowledge retention. With Google AI, Google Maps, and Firebase Hosting integrated into the core workflow, the project presents a practical, production-oriented solution for communities that need more than a complaint box: they need a reliable system for turning local problems into verified, resolved, and reusable civic knowledge.</w:t>
       </w:r>
     </w:p>
     <w:sectPr>

--- a/docs/Community_Hero_Project_Submission_Brief.docx
+++ b/docs/Community_Hero_Project_Submission_Brief.docx
@@ -489,7 +489,7 @@
         <w:pStyle w:val="Heading1"/>
       </w:pPr>
       <w:r>
-        <w:t>Core Differentiators and Features</w:t>
+        <w:t>Key Features and Core Differentiators</w:t>
       </w:r>
     </w:p>
     <w:p/>
@@ -1297,7 +1297,7 @@
         <w:pStyle w:val="Heading1"/>
       </w:pPr>
       <w:r>
-        <w:t>Technology Stack</w:t>
+        <w:t>Technologies Used</w:t>
       </w:r>
     </w:p>
     <w:p/>
